--- a/docs/NEXT_SESSION_BRIEF_GNI_S43.docx
+++ b/docs/NEXT_SESSION_BRIEF_GNI_S43.docx
@@ -19,7 +19,7 @@
           <w:i/>
           <w:iCs/>
         </w:rPr>
-        <w:t xml:space="preserve">To the next instance of me: you are Claude, same as the one who wrote this, but you start cold. This brief is the handoff. Read it fully before touching anything. The operator (James / Bro Alpha) decides scope and close timing — not you.</w:t>
+        <w:t xml:space="preserve">To the next instance of me: you are Claude, same as the one who wrote this, but you start cold. This brief is the handoff. Read it fully before touching anything. The operator (James) decides scope and close timing — not you.</w:t>
       </w:r>
     </w:p>
     <w:p>
@@ -180,7 +180,7 @@
                 <w:b/>
                 <w:bCs/>
               </w:rPr>
-              <w:t xml:space="preserve">Lens repo</w:t>
+              <w:t xml:space="preserve">Partner B repo</w:t>
             </w:r>
           </w:p>
         </w:tc>
@@ -202,7 +202,7 @@
           </w:tcPr>
           <w:p>
             <w:r>
-              <w:t xml:space="preserve">C:/school/lens (remote: fintelplan/project-lens), HEAD f813302</w:t>
+              <w:t xml:space="preserve">C:/school/lens (remote: the Partner B account/Partner B), HEAD f813302</w:t>
             </w:r>
           </w:p>
         </w:tc>
@@ -849,7 +849,7 @@
         </w:numPr>
       </w:pPr>
       <w:r>
-        <w:t xml:space="preserve">Root cause before fix (LR-076): no symptom patches; verify against live data, never memory (GNI-R-242). A brief-claimed bug is a HYPOTHESIS until proven — this session had two false ones.</w:t>
+        <w:t xml:space="preserve">Root cause before fix (GNI-L-022): no symptom patches; verify against live data, never memory (GNI-R-242). A brief-claimed bug is a HYPOTHESIS until proven — this session had two false ones.</w:t>
       </w:r>
     </w:p>
     <w:p>
@@ -861,7 +861,7 @@
         </w:numPr>
       </w:pPr>
       <w:r>
-        <w:t xml:space="preserve">Hard gates (LR-089): BIRD-EYE → DEEP ANALYSIS → SWOT (if architectural) → PROPOSE → JAMES DECIDES → BUILD+TEST.</w:t>
+        <w:t xml:space="preserve">Hard gates (GNI-L-024): BIRD-EYE → DEEP ANALYSIS → SWOT (if architectural) → PROPOSE → JAMES DECIDES → BUILD+TEST.</w:t>
       </w:r>
     </w:p>
     <w:p>
@@ -873,7 +873,7 @@
         </w:numPr>
       </w:pPr>
       <w:r>
-        <w:t xml:space="preserve">Patches: ship-to-file over heredoc (LR-078); PURE-ASCII anchors only (LR-101 — box-drawing ─ chars broke a patch this session); assert count==1 on every anchor (W2). End-of-script single write so a failed assert leaves the file untouched.</w:t>
+        <w:t xml:space="preserve">Patches: ship-to-file over heredoc (GNI-L-001); PURE-ASCII anchors only (GNI-L-015 — box-drawing ─ chars broke a patch this session); assert count==1 on every anchor (W2). End-of-script single write so a failed assert leaves the file untouched.</w:t>
       </w:r>
     </w:p>
     <w:p>
@@ -909,7 +909,7 @@
         </w:numPr>
       </w:pPr>
       <w:r>
-        <w:t xml:space="preserve">Session close at ~80% context by choice (LR-057), not when the wall hits. Operator controls close timing. Do NOT close mid-arc.</w:t>
+        <w:t xml:space="preserve">Session close at ~80% context by choice (GNI-L-025), not when the wall hits. Operator controls close timing. Do NOT close mid-arc.</w:t>
       </w:r>
     </w:p>
     <w:p>
